--- a/backend/temas_archivos/examen_6/competencia_linguistica/competencia_linguistica_pregunta_4.docx
+++ b/backend/temas_archivos/examen_6/competencia_linguistica/competencia_linguistica_pregunta_4.docx
@@ -1,217 +1,217 @@
 
 <file path=word/document.xml><?xml version="1.0" encoding="utf-8"?>
-<ns0:document xmlns:ns0="http://schemas.openxmlformats.org/wordprocessingml/2006/main" xmlns:ns1="http://schemas.openxmlformats.org/markup-compatibility/2006" xmlns:ns2="http://schemas.microsoft.com/office/word/2010/wordml" xmlns:ns3="http://schemas.openxmlformats.org/officeDocument/2006/relationships" ns1:Ignorable="w14 w15 w16se w16cid w16 w16cex w16sdtdh w16sdtfl w16du wp14">
-  <ns0:body>
-    <ns0:p ns2:paraId="4919D0ED" ns2:textId="77777777">
-      <ns0:pPr>
-        <ns0:pStyle ns0:val="Prrafodelista"/>
-        <ns0:numPr>
-          <ns0:ilvl ns0:val="0"/>
-          <ns0:numId ns0:val="1"/>
-        </ns0:numPr>
-        <ns0:jc ns0:val="both"/>
-        <ns0:rPr>
-          <ns0:rFonts ns0:ascii="Times New Roman" ns0:hAnsi="Times New Roman" ns0:cs="Times New Roman"/>
-          <ns0:sz ns0:val="24"/>
-          <ns0:szCs ns0:val="24"/>
-        </ns0:rPr>
-      </ns0:pPr>
-      <ns0:r>
-        <ns0:rPr>
-          <ns0:rFonts ns0:ascii="Times New Roman" ns0:hAnsi="Times New Roman" ns0:cs="Times New Roman"/>
-          <ns0:sz ns0:val="24"/>
-          <ns0:szCs ns0:val="24"/>
-        </ns0:rPr>
-        <ns0:t xml:space="preserve">¿En cuál de las siguientes oraciones se observa </ns0:t>
-      </ns0:r>
-      <ns0:r>
-        <ns0:rPr>
-          <ns0:rFonts ns0:ascii="Times New Roman" ns0:hAnsi="Times New Roman" ns0:cs="Times New Roman"/>
-          <ns0:b/>
-          <ns0:sz ns0:val="24"/>
-          <ns0:szCs ns0:val="24"/>
-        </ns0:rPr>
-        <ns0:t>la</ns0:t>
-      </ns0:r>
-      <ns0:r>
-        <ns0:rPr>
-          <ns0:rFonts ns0:ascii="Times New Roman" ns0:hAnsi="Times New Roman" ns0:cs="Times New Roman"/>
-          <ns0:sz ns0:val="24"/>
-          <ns0:szCs ns0:val="24"/>
-        </ns0:rPr>
-        <ns0:t xml:space="preserve"> </ns0:t>
-      </ns0:r>
-      <ns0:r>
-        <ns0:rPr>
-          <ns0:rFonts ns0:ascii="Times New Roman" ns0:hAnsi="Times New Roman" ns0:cs="Times New Roman"/>
-          <ns0:b/>
-          <ns0:sz ns0:val="24"/>
-          <ns0:szCs ns0:val="24"/>
-        </ns0:rPr>
-        <ns0:t>coma vocativ</ns0:t>
-      </ns0:r>
-      <ns0:r>
-        <ns0:rPr>
-          <ns0:rFonts ns0:ascii="Times New Roman" ns0:hAnsi="Times New Roman" ns0:cs="Times New Roman"/>
-          <ns0:b/>
-          <ns0:sz ns0:val="24"/>
-          <ns0:szCs ns0:val="24"/>
-        </ns0:rPr>
-        <ns0:t>a</ns0:t>
-      </ns0:r>
-      <ns0:r>
-        <ns0:rPr>
-          <ns0:rFonts ns0:ascii="Times New Roman" ns0:hAnsi="Times New Roman" ns0:cs="Times New Roman"/>
-          <ns0:sz ns0:val="24"/>
-          <ns0:szCs ns0:val="24"/>
-        </ns0:rPr>
-        <ns0:t>?</ns0:t>
-      </ns0:r>
-    </ns0:p>
-    <ns0:p ns2:paraId="7E70EEAF" ns2:textId="77777777">
-      <ns0:pPr>
-        <ns0:pStyle ns0:val="Prrafodelista"/>
-        <ns0:rPr>
-          <ns0:rFonts ns0:ascii="Times New Roman" ns0:hAnsi="Times New Roman" ns0:cs="Times New Roman"/>
-          <ns0:sz ns0:val="24"/>
-          <ns0:szCs ns0:val="24"/>
-        </ns0:rPr>
-      </ns0:pPr>
-    </ns0:p>
-    <ns0:p ns2:paraId="4D81A091" ns2:textId="77777777">
-      <ns0:pPr>
-        <ns0:pStyle ns0:val="Prrafodelista"/>
-        <ns0:numPr>
-          <ns0:ilvl ns0:val="0"/>
-          <ns0:numId ns0:val="59"/>
-        </ns0:numPr>
-        <ns0:rPr>
-          <ns0:rFonts ns0:ascii="Times New Roman" ns0:hAnsi="Times New Roman" ns0:cs="Times New Roman"/>
-          <ns0:sz ns0:val="24"/>
-          <ns0:szCs ns0:val="24"/>
-          <ns0:highlight ns0:val="yellow"/>
-        </ns0:rPr>
-      </ns0:pPr>
-      <ns0:r>
-        <ns0:rPr>
-          <ns0:rFonts ns0:ascii="Times New Roman" ns0:hAnsi="Times New Roman" ns0:cs="Times New Roman"/>
-          <ns0:sz ns0:val="24"/>
-          <ns0:szCs ns0:val="24"/>
-          <ns0:highlight ns0:val="yellow"/>
-        </ns0:rPr>
-        <ns0:t>Hermano, hoy estoy en el poyo de la casa donde nos haces una falta sin fondo.</ns0:t>
-      </ns0:r>
-    </ns0:p>
-    <ns0:p ns2:paraId="00F9B139" ns2:textId="77777777">
-      <ns0:pPr>
-        <ns0:pStyle ns0:val="Prrafodelista"/>
-        <ns0:numPr>
-          <ns0:ilvl ns0:val="0"/>
-          <ns0:numId ns0:val="59"/>
-        </ns0:numPr>
-        <ns0:rPr>
-          <ns0:rFonts ns0:ascii="Times New Roman" ns0:hAnsi="Times New Roman" ns0:cs="Times New Roman"/>
-          <ns0:sz ns0:val="24"/>
-          <ns0:szCs ns0:val="24"/>
-        </ns0:rPr>
-      </ns0:pPr>
-      <ns0:r>
-        <ns0:rPr>
-          <ns0:rFonts ns0:ascii="Times New Roman" ns0:hAnsi="Times New Roman" ns0:cs="Times New Roman"/>
-          <ns0:sz ns0:val="24"/>
-          <ns0:szCs ns0:val="24"/>
-        </ns0:rPr>
-        <ns0:t>Querrán descuartizarlo, triturarlo, mancharlo, pisotearlo, desalmarlo.</ns0:t>
-      </ns0:r>
-    </ns0:p>
-    <ns0:p ns2:paraId="06108352" ns2:textId="77777777">
-      <ns0:pPr>
-        <ns0:pStyle ns0:val="Prrafodelista"/>
-        <ns0:numPr>
-          <ns0:ilvl ns0:val="0"/>
-          <ns0:numId ns0:val="59"/>
-        </ns0:numPr>
-        <ns0:rPr>
-          <ns0:rFonts ns0:ascii="Times New Roman" ns0:hAnsi="Times New Roman" ns0:cs="Times New Roman"/>
-          <ns0:sz ns0:val="24"/>
-          <ns0:szCs ns0:val="24"/>
-        </ns0:rPr>
-      </ns0:pPr>
-      <ns0:r>
-        <ns0:rPr>
-          <ns0:rFonts ns0:ascii="Times New Roman" ns0:hAnsi="Times New Roman" ns0:cs="Times New Roman"/>
-          <ns0:sz ns0:val="24"/>
-          <ns0:szCs ns0:val="24"/>
-        </ns0:rPr>
-        <ns0:t>¿Motivos del cese? En el primer caso, mala comida. En el segundo, el hijo mayor. En el tercero, trabaja de mula.</ns0:t>
-      </ns0:r>
-    </ns0:p>
-    <ns0:p ns2:paraId="428A8954" ns2:textId="77777777">
-      <ns0:pPr>
-        <ns0:pStyle ns0:val="Prrafodelista"/>
-        <ns0:numPr>
-          <ns0:ilvl ns0:val="0"/>
-          <ns0:numId ns0:val="59"/>
-        </ns0:numPr>
-        <ns0:rPr>
-          <ns0:rFonts ns0:ascii="Times New Roman" ns0:hAnsi="Times New Roman" ns0:cs="Times New Roman"/>
-          <ns0:sz ns0:val="24"/>
-          <ns0:szCs ns0:val="24"/>
-        </ns0:rPr>
-      </ns0:pPr>
-      <ns0:r>
-        <ns0:rPr>
-          <ns0:rFonts ns0:ascii="Times New Roman" ns0:hAnsi="Times New Roman" ns0:cs="Times New Roman"/>
-          <ns0:sz ns0:val="24"/>
-          <ns0:szCs ns0:val="24"/>
-        </ns0:rPr>
-        <ns0:t>Después de la clase, iremos a la biblioteca.</ns0:t>
-      </ns0:r>
-    </ns0:p>
-    <ns0:p ns2:paraId="57C324C1" ns2:textId="77777777">
-      <ns0:pPr>
-        <ns0:pStyle ns0:val="Prrafodelista"/>
-        <ns0:numPr>
-          <ns0:ilvl ns0:val="0"/>
-          <ns0:numId ns0:val="59"/>
-        </ns0:numPr>
-        <ns0:rPr>
-          <ns0:rFonts ns0:ascii="Times New Roman" ns0:hAnsi="Times New Roman" ns0:cs="Times New Roman"/>
-          <ns0:sz ns0:val="24"/>
-          <ns0:szCs ns0:val="24"/>
-        </ns0:rPr>
-      </ns0:pPr>
-      <ns0:r>
-        <ns0:rPr>
-          <ns0:rFonts ns0:ascii="Times New Roman" ns0:hAnsi="Times New Roman" ns0:cs="Times New Roman"/>
-          <ns0:sz ns0:val="24"/>
-          <ns0:szCs ns0:val="24"/>
-        </ns0:rPr>
-        <ns0:t>El problema de la educación es grave, es decir, más de lo que pensamos.</ns0:t>
-      </ns0:r>
-    </ns0:p>
-    <ns0:p ns2:paraId="7465D468" ns2:textId="77777777">
-      <ns0:pPr>
-        <ns0:pStyle ns0:val="Prrafodelista"/>
-        <ns0:ind ns0:left="1080"/>
-        <ns0:rPr>
-          <ns0:rFonts ns0:ascii="Times New Roman" ns0:hAnsi="Times New Roman" ns0:cs="Times New Roman"/>
-          <ns0:sz ns0:val="24"/>
-          <ns0:szCs ns0:val="24"/>
-        </ns0:rPr>
-      </ns0:pPr>
-    </ns0:p>
-    <ns0:p/>
-    <ns0:sectPr ns0:rsidR="006C372E" ns0:rsidRPr="00751676" ns0:rsidSect="00544F5E">
-      <ns0:headerReference ns0:type="default" ns3:id="rId19"/>
-      <ns0:footerReference ns0:type="default" ns3:id="rId20"/>
-      <ns0:pgSz ns0:w="12242" ns0:h="18722"/>
-      <ns0:pgMar ns0:top="1134" ns0:right="1134" ns0:bottom="1134" ns0:left="1134" ns0:header="709" ns0:footer="709" ns0:gutter="0"/>
-      <ns0:cols ns0:space="708"/>
-      <ns0:docGrid ns0:linePitch="360"/>
-    </ns0:sectPr>
-  </ns0:body>
-</ns0:document>
+<w:document xmlns:mc="http://schemas.openxmlformats.org/markup-compatibility/2006" xmlns:ns2="http://schemas.microsoft.com/office/word/2010/wordml" xmlns:r="http://schemas.openxmlformats.org/officeDocument/2006/relationships" xmlns:w="http://schemas.openxmlformats.org/wordprocessingml/2006/main" mc:Ignorable="w14 w15 w16se w16cid w16 w16cex w16sdtdh w16sdtfl w16du wp14">
+  <w:body>
+    <w:p ns2:paraId="4919D0ED" ns2:textId="77777777">
+      <w:pPr>
+        <w:pStyle w:val="Prrafodelista"/>
+        <w:numPr>
+          <w:ilvl w:val="0"/>
+          <w:numId w:val="1"/>
+        </w:numPr>
+        <w:jc w:val="both"/>
+        <w:rPr>
+          <w:rFonts w:ascii="Times New Roman" w:hAnsi="Times New Roman" w:cs="Times New Roman"/>
+          <w:sz w:val="24"/>
+          <w:szCs w:val="24"/>
+        </w:rPr>
+      </w:pPr>
+      <w:r>
+        <w:rPr>
+          <w:rFonts w:ascii="Times New Roman" w:hAnsi="Times New Roman" w:cs="Times New Roman"/>
+          <w:sz w:val="24"/>
+          <w:szCs w:val="24"/>
+        </w:rPr>
+        <w:t xml:space="preserve">¿En cuál de las siguientes oraciones se observa </w:t>
+      </w:r>
+      <w:r>
+        <w:rPr>
+          <w:rFonts w:ascii="Times New Roman" w:hAnsi="Times New Roman" w:cs="Times New Roman"/>
+          <w:b/>
+          <w:sz w:val="24"/>
+          <w:szCs w:val="24"/>
+        </w:rPr>
+        <w:t>la</w:t>
+      </w:r>
+      <w:r>
+        <w:rPr>
+          <w:rFonts w:ascii="Times New Roman" w:hAnsi="Times New Roman" w:cs="Times New Roman"/>
+          <w:sz w:val="24"/>
+          <w:szCs w:val="24"/>
+        </w:rPr>
+        <w:t xml:space="preserve"> </w:t>
+      </w:r>
+      <w:r>
+        <w:rPr>
+          <w:rFonts w:ascii="Times New Roman" w:hAnsi="Times New Roman" w:cs="Times New Roman"/>
+          <w:b/>
+          <w:sz w:val="24"/>
+          <w:szCs w:val="24"/>
+        </w:rPr>
+        <w:t>coma vocativ</w:t>
+      </w:r>
+      <w:r>
+        <w:rPr>
+          <w:rFonts w:ascii="Times New Roman" w:hAnsi="Times New Roman" w:cs="Times New Roman"/>
+          <w:b/>
+          <w:sz w:val="24"/>
+          <w:szCs w:val="24"/>
+        </w:rPr>
+        <w:t>a</w:t>
+      </w:r>
+      <w:r>
+        <w:rPr>
+          <w:rFonts w:ascii="Times New Roman" w:hAnsi="Times New Roman" w:cs="Times New Roman"/>
+          <w:sz w:val="24"/>
+          <w:szCs w:val="24"/>
+        </w:rPr>
+        <w:t>?</w:t>
+      </w:r>
+    </w:p>
+    <w:p ns2:paraId="7E70EEAF" ns2:textId="77777777">
+      <w:pPr>
+        <w:pStyle w:val="Prrafodelista"/>
+        <w:rPr>
+          <w:rFonts w:ascii="Times New Roman" w:hAnsi="Times New Roman" w:cs="Times New Roman"/>
+          <w:sz w:val="24"/>
+          <w:szCs w:val="24"/>
+        </w:rPr>
+      </w:pPr>
+    </w:p>
+    <w:p ns2:paraId="4D81A091" ns2:textId="77777777">
+      <w:pPr>
+        <w:pStyle w:val="Prrafodelista"/>
+        <w:numPr>
+          <w:ilvl w:val="0"/>
+          <w:numId w:val="59"/>
+        </w:numPr>
+        <w:rPr>
+          <w:rFonts w:ascii="Times New Roman" w:hAnsi="Times New Roman" w:cs="Times New Roman"/>
+          <w:sz w:val="24"/>
+          <w:szCs w:val="24"/>
+          <w:highlight w:val="yellow"/>
+        </w:rPr>
+      </w:pPr>
+      <w:r>
+        <w:rPr>
+          <w:rFonts w:ascii="Times New Roman" w:hAnsi="Times New Roman" w:cs="Times New Roman"/>
+          <w:sz w:val="24"/>
+          <w:szCs w:val="24"/>
+          <w:highlight w:val="yellow"/>
+        </w:rPr>
+        <w:t>Hermano, hoy estoy en el poyo de la casa donde nos haces una falta sin fondo.</w:t>
+      </w:r>
+    </w:p>
+    <w:p ns2:paraId="00F9B139" ns2:textId="77777777">
+      <w:pPr>
+        <w:pStyle w:val="Prrafodelista"/>
+        <w:numPr>
+          <w:ilvl w:val="0"/>
+          <w:numId w:val="59"/>
+        </w:numPr>
+        <w:rPr>
+          <w:rFonts w:ascii="Times New Roman" w:hAnsi="Times New Roman" w:cs="Times New Roman"/>
+          <w:sz w:val="24"/>
+          <w:szCs w:val="24"/>
+        </w:rPr>
+      </w:pPr>
+      <w:r>
+        <w:rPr>
+          <w:rFonts w:ascii="Times New Roman" w:hAnsi="Times New Roman" w:cs="Times New Roman"/>
+          <w:sz w:val="24"/>
+          <w:szCs w:val="24"/>
+        </w:rPr>
+        <w:t>Querrán descuartizarlo, triturarlo, mancharlo, pisotearlo, desalmarlo.</w:t>
+      </w:r>
+    </w:p>
+    <w:p ns2:paraId="06108352" ns2:textId="77777777">
+      <w:pPr>
+        <w:pStyle w:val="Prrafodelista"/>
+        <w:numPr>
+          <w:ilvl w:val="0"/>
+          <w:numId w:val="59"/>
+        </w:numPr>
+        <w:rPr>
+          <w:rFonts w:ascii="Times New Roman" w:hAnsi="Times New Roman" w:cs="Times New Roman"/>
+          <w:sz w:val="24"/>
+          <w:szCs w:val="24"/>
+        </w:rPr>
+      </w:pPr>
+      <w:r>
+        <w:rPr>
+          <w:rFonts w:ascii="Times New Roman" w:hAnsi="Times New Roman" w:cs="Times New Roman"/>
+          <w:sz w:val="24"/>
+          <w:szCs w:val="24"/>
+        </w:rPr>
+        <w:t>¿Motivos del cese? En el primer caso, mala comida. En el segundo, el hijo mayor. En el tercero, trabaja de mula.</w:t>
+      </w:r>
+    </w:p>
+    <w:p ns2:paraId="428A8954" ns2:textId="77777777">
+      <w:pPr>
+        <w:pStyle w:val="Prrafodelista"/>
+        <w:numPr>
+          <w:ilvl w:val="0"/>
+          <w:numId w:val="59"/>
+        </w:numPr>
+        <w:rPr>
+          <w:rFonts w:ascii="Times New Roman" w:hAnsi="Times New Roman" w:cs="Times New Roman"/>
+          <w:sz w:val="24"/>
+          <w:szCs w:val="24"/>
+        </w:rPr>
+      </w:pPr>
+      <w:r>
+        <w:rPr>
+          <w:rFonts w:ascii="Times New Roman" w:hAnsi="Times New Roman" w:cs="Times New Roman"/>
+          <w:sz w:val="24"/>
+          <w:szCs w:val="24"/>
+        </w:rPr>
+        <w:t>Después de la clase, iremos a la biblioteca.</w:t>
+      </w:r>
+    </w:p>
+    <w:p ns2:paraId="57C324C1" ns2:textId="77777777">
+      <w:pPr>
+        <w:pStyle w:val="Prrafodelista"/>
+        <w:numPr>
+          <w:ilvl w:val="0"/>
+          <w:numId w:val="59"/>
+        </w:numPr>
+        <w:rPr>
+          <w:rFonts w:ascii="Times New Roman" w:hAnsi="Times New Roman" w:cs="Times New Roman"/>
+          <w:sz w:val="24"/>
+          <w:szCs w:val="24"/>
+        </w:rPr>
+      </w:pPr>
+      <w:r>
+        <w:rPr>
+          <w:rFonts w:ascii="Times New Roman" w:hAnsi="Times New Roman" w:cs="Times New Roman"/>
+          <w:sz w:val="24"/>
+          <w:szCs w:val="24"/>
+        </w:rPr>
+        <w:t>El problema de la educación es grave, es decir, más de lo que pensamos.</w:t>
+      </w:r>
+    </w:p>
+    <w:p ns2:paraId="7465D468" ns2:textId="77777777">
+      <w:pPr>
+        <w:pStyle w:val="Prrafodelista"/>
+        <w:ind w:left="1080"/>
+        <w:rPr>
+          <w:rFonts w:ascii="Times New Roman" w:hAnsi="Times New Roman" w:cs="Times New Roman"/>
+          <w:sz w:val="24"/>
+          <w:szCs w:val="24"/>
+        </w:rPr>
+      </w:pPr>
+    </w:p>
+    <w:p/>
+    <w:sectPr>
+      <w:headerReference w:type="default" r:id="rId19"/>
+      <w:footerReference w:type="default" r:id="rId20"/>
+      <w:pgSz w:w="12242" w:h="18722"/>
+      <w:pgMar w:top="1134" w:right="1134" w:bottom="1134" w:left="1134" w:header="709" w:footer="709" w:gutter="0"/>
+      <w:cols w:space="708"/>
+      <w:docGrid w:linePitch="360"/>
+    </w:sectPr>
+  </w:body>
+</w:document>
 </file>
 
 <file path=word/endnotes.xml><?xml version="1.0" encoding="utf-8"?>
